--- a/templates/vlk_report.docx
+++ b/templates/vlk_report.docx
@@ -1,592 +1,175 @@
 
 <file path=word/document.xml><?xml version="1.0" encoding="utf-8"?>
-<w:document xmlns:wpc="http://schemas.microsoft.com/office/word/2010/wordprocessingCanvas" xmlns:cx="http://schemas.microsoft.com/office/drawing/2014/chartex" xmlns:cx1="http://schemas.microsoft.com/office/drawing/2015/9/8/chartex" xmlns:cx2="http://schemas.microsoft.com/office/drawing/2015/10/21/chartex" xmlns:cx3="http://schemas.microsoft.com/office/drawing/2016/5/9/chartex" xmlns:cx4="http://schemas.microsoft.com/office/drawing/2016/5/10/chartex" xmlns:cx5="http://schemas.microsoft.com/office/drawing/2016/5/11/chartex" xmlns:cx6="http://schemas.microsoft.com/office/drawing/2016/5/12/chartex" xmlns:cx7="http://schemas.microsoft.com/office/drawing/2016/5/13/chartex" xmlns:cx8="http://schemas.microsoft.com/office/drawing/2016/5/14/chartex" xmlns:mc="http://schemas.openxmlformats.org/markup-compatibility/2006" xmlns:aink="http://schemas.microsoft.com/office/drawing/2016/ink" xmlns:am3d="http://schemas.microsoft.com/office/drawing/2017/model3d" xmlns:o="urn:schemas-microsoft-com:office:office" xmlns:oel="http://schemas.microsoft.com/office/2019/extlst" xmlns:r="http://schemas.openxmlformats.org/officeDocument/2006/relationships" xmlns:m="http://schemas.openxmlformats.org/officeDocument/2006/math" xmlns:v="urn:schemas-microsoft-com:vml" xmlns:wp14="http://schemas.microsoft.com/office/word/2010/wordprocessingDrawing" xmlns:wp="http://schemas.openxmlformats.org/drawingml/2006/wordprocessingDrawing" xmlns:w10="urn:schemas-microsoft-com:office:word" xmlns:w="http://schemas.openxmlformats.org/wordprocessingml/2006/main" xmlns:w14="http://schemas.microsoft.com/office/word/2010/wordml" xmlns:w15="http://schemas.microsoft.com/office/word/2012/wordml" xmlns:w16cex="http://schemas.microsoft.com/office/word/2018/wordml/cex" xmlns:w16cid="http://schemas.microsoft.com/office/word/2016/wordml/cid" xmlns:w16="http://schemas.microsoft.com/office/word/2018/wordml" xmlns:w16du="http://schemas.microsoft.com/office/word/2023/wordml/word16du" xmlns:w16sdtdh="http://schemas.microsoft.com/office/word/2020/wordml/sdtdatahash" xmlns:w16sdtfl="http://schemas.microsoft.com/office/word/2024/wordml/sdtformatlock" xmlns:w16se="http://schemas.microsoft.com/office/word/2015/wordml/symex" xmlns:wpg="http://schemas.microsoft.com/office/word/2010/wordprocessingGroup" xmlns:wpi="http://schemas.microsoft.com/office/word/2010/wordprocessingInk" xmlns:wne="http://schemas.microsoft.com/office/word/2006/wordml" xmlns:wps="http://schemas.microsoft.com/office/word/2010/wordprocessingShape" mc:Ignorable="w14 w15 w16se w16cid w16 w16cex w16sdtdh w16sdtfl w16du wp14">
+<w:document xmlns:wpc="http://schemas.microsoft.com/office/word/2010/wordprocessingCanvas" xmlns:cx="http://schemas.microsoft.com/office/drawing/2014/chartex" xmlns:cx1="http://schemas.microsoft.com/office/drawing/2015/9/8/chartex" xmlns:cx2="http://schemas.microsoft.com/office/drawing/2015/10/21/chartex" xmlns:cx3="http://schemas.microsoft.com/office/drawing/2016/5/9/chartex" xmlns:cx4="http://schemas.microsoft.com/office/drawing/2016/5/10/chartex" xmlns:cx5="http://schemas.microsoft.com/office/drawing/2016/5/11/chartex" xmlns:cx6="http://schemas.microsoft.com/office/drawing/2016/5/12/chartex" xmlns:cx7="http://schemas.microsoft.com/office/drawing/2016/5/13/chartex" xmlns:cx8="http://schemas.microsoft.com/office/drawing/2016/5/14/chartex" xmlns:mc="http://schemas.openxmlformats.org/markup-compatibility/2006" xmlns:aink="http://schemas.microsoft.com/office/drawing/2016/ink" xmlns:am3d="http://schemas.microsoft.com/office/drawing/2017/model3d" xmlns:o="urn:schemas-microsoft-com:office:office" xmlns:oel="http://schemas.microsoft.com/office/2019/extlst" xmlns:r="http://schemas.openxmlformats.org/officeDocument/2006/relationships" xmlns:m="http://schemas.openxmlformats.org/officeDocument/2006/math" xmlns:v="urn:schemas-microsoft-com:vml" xmlns:wp14="http://schemas.microsoft.com/office/word/2010/wordprocessingDrawing" xmlns:wp="http://schemas.openxmlformats.org/drawingml/2006/wordprocessingDrawing" xmlns:w10="urn:schemas-microsoft-com:office:word" xmlns:w="http://schemas.openxmlformats.org/wordprocessingml/2006/main" xmlns:w14="http://schemas.microsoft.com/office/word/2010/wordml" xmlns:w15="http://schemas.microsoft.com/office/word/2012/wordml" xmlns:w16cei="http://schemas.microsoft.com/office/word/2026/wordml/cei" xmlns:w16cex="http://schemas.microsoft.com/office/word/2018/wordml/cex" xmlns:w16cid="http://schemas.microsoft.com/office/word/2016/wordml/cid" xmlns:w16="http://schemas.microsoft.com/office/word/2018/wordml" xmlns:w16du="http://schemas.microsoft.com/office/word/2023/wordml/word16du" xmlns:w16sdtdh="http://schemas.microsoft.com/office/word/2020/wordml/sdtdatahash" xmlns:w16sdtfl="http://schemas.microsoft.com/office/word/2024/wordml/sdtformatlock" xmlns:w16se="http://schemas.microsoft.com/office/word/2015/wordml/symex" xmlns:wpg="http://schemas.microsoft.com/office/word/2010/wordprocessingGroup" xmlns:wpi="http://schemas.microsoft.com/office/word/2010/wordprocessingInk" xmlns:wne="http://schemas.microsoft.com/office/word/2006/wordml" xmlns:wps="http://schemas.microsoft.com/office/word/2010/wordprocessingShape" mc:Ignorable="w14 w15 w16se w16cid w16 w16cex w16sdtdh w16sdtfl w16du wp14">
   <w:body>
-    <w:tbl>
-      <w:tblPr>
-        <w:tblStyle w:val="a7"/>
-        <w:tblW w:w="12763" w:type="dxa"/>
-        <w:tblInd w:w="-147" w:type="dxa"/>
-        <w:tblBorders>
-          <w:top w:val="none" w:sz="0" w:space="0" w:color="auto"/>
-          <w:left w:val="none" w:sz="0" w:space="0" w:color="auto"/>
-          <w:bottom w:val="none" w:sz="0" w:space="0" w:color="auto"/>
-          <w:right w:val="none" w:sz="0" w:space="0" w:color="auto"/>
-          <w:insideH w:val="none" w:sz="0" w:space="0" w:color="auto"/>
-          <w:insideV w:val="none" w:sz="0" w:space="0" w:color="auto"/>
-        </w:tblBorders>
-        <w:tblLayout w:type="fixed"/>
-        <w:tblLook w:val="04A0" w:firstRow="1" w:lastRow="0" w:firstColumn="1" w:lastColumn="0" w:noHBand="0" w:noVBand="1"/>
-      </w:tblPr>
-      <w:tblGrid>
-        <w:gridCol w:w="1990"/>
-        <w:gridCol w:w="2835"/>
-        <w:gridCol w:w="284"/>
-        <w:gridCol w:w="7654"/>
-      </w:tblGrid>
-      <w:tr>
-        <w:trPr>
-          <w:trHeight w:val="386"/>
-        </w:trPr>
-        <w:tc>
-          <w:tcPr>
-            <w:tcW w:w="4825" w:type="dxa"/>
-            <w:gridSpan w:val="2"/>
-            <w:tcBorders>
-              <w:bottom w:val="single" w:sz="4" w:space="0" w:color="auto"/>
-            </w:tcBorders>
-          </w:tcPr>
-          <w:p>
-            <w:pPr>
-              <w:tabs>
-                <w:tab w:val="left" w:pos="2124"/>
-              </w:tabs>
-              <w:ind w:right="-358"/>
-              <w:contextualSpacing/>
-              <w:jc w:val="center"/>
-              <w:rPr>
-                <w:rFonts w:ascii="Times New Roman" w:hAnsi="Times New Roman" w:cs="Times New Roman"/>
-                <w:bCs/>
-                <w:sz w:val="28"/>
-                <w:szCs w:val="28"/>
-              </w:rPr>
-            </w:pPr>
-            <w:r>
-              <w:rPr>
-                <w:rFonts w:ascii="Times New Roman" w:hAnsi="Times New Roman" w:cs="Times New Roman"/>
-                <w:bCs/>
-                <w:sz w:val="28"/>
-                <w:szCs w:val="28"/>
-              </w:rPr>
-              <w:t xml:space="preserve"> НМ</w:t>
-            </w:r>
-            <w:r>
-              <w:rPr>
-                <w:rFonts w:ascii="Times New Roman" w:hAnsi="Times New Roman" w:cs="Times New Roman"/>
-                <w:bCs/>
-                <w:sz w:val="28"/>
-                <w:szCs w:val="28"/>
-              </w:rPr>
-              <w:t>С</w:t>
-            </w:r>
-          </w:p>
-        </w:tc>
-        <w:tc>
-          <w:tcPr>
-            <w:tcW w:w="284" w:type="dxa"/>
-            <w:vMerge w:val="restart"/>
-          </w:tcPr>
-          <w:p>
-            <w:pPr>
-              <w:ind w:right="96"/>
-              <w:contextualSpacing/>
-              <w:jc w:val="both"/>
-              <w:rPr>
-                <w:rFonts w:ascii="Times New Roman" w:hAnsi="Times New Roman" w:cs="Times New Roman"/>
-                <w:b/>
-                <w:sz w:val="28"/>
-                <w:szCs w:val="28"/>
-              </w:rPr>
-            </w:pPr>
-          </w:p>
-        </w:tc>
-        <w:tc>
-          <w:tcPr>
-            <w:tcW w:w="7654" w:type="dxa"/>
-            <w:vMerge w:val="restart"/>
-          </w:tcPr>
-          <w:p>
-            <w:pPr>
-              <w:tabs>
-                <w:tab w:val="left" w:pos="2440"/>
-                <w:tab w:val="left" w:pos="4424"/>
-                <w:tab w:val="left" w:pos="4692"/>
-              </w:tabs>
-              <w:spacing w:line="256" w:lineRule="auto"/>
-              <w:ind w:left="171" w:right="2589"/>
-              <w:rPr>
-                <w:rFonts w:ascii="Times New Roman" w:eastAsia="Calibri" w:hAnsi="Times New Roman" w:cs="Times New Roman"/>
-                <w:b/>
-                <w:bCs/>
-                <w:sz w:val="28"/>
-                <w:szCs w:val="28"/>
-                <w:highlight w:val="yellow"/>
-              </w:rPr>
-            </w:pPr>
-            <w:r>
-              <w:rPr>
-                <w:rFonts w:ascii="Times New Roman" w:hAnsi="Times New Roman" w:cs="Times New Roman"/>
-                <w:b/>
-                <w:bCs/>
-                <w:sz w:val="28"/>
-                <w:szCs w:val="28"/>
-              </w:rPr>
-              <w:t>Т. в. о. командира 2-го батальйону оперативного призначення</w:t>
-            </w:r>
-            <w:r>
-              <w:rPr>
-                <w:rFonts w:ascii="Times New Roman" w:hAnsi="Times New Roman" w:cs="Times New Roman"/>
-                <w:b/>
-                <w:bCs/>
-                <w:sz w:val="28"/>
-                <w:szCs w:val="28"/>
-              </w:rPr>
-              <w:br/>
-              <w:t>{{ tvo_kombat_zvannya_dav }}</w:t>
-            </w:r>
-          </w:p>
-          <w:p>
-            <w:pPr>
-              <w:ind w:left="172"/>
-              <w:contextualSpacing/>
-              <w:rPr>
-                <w:rFonts w:ascii="Times New Roman" w:hAnsi="Times New Roman" w:cs="Times New Roman"/>
-                <w:b/>
-                <w:sz w:val="28"/>
-                <w:szCs w:val="28"/>
-              </w:rPr>
-            </w:pPr>
-            <w:r>
-              <w:rPr>
-                <w:rFonts w:ascii="Times New Roman" w:hAnsi="Times New Roman"/>
-                <w:b/>
-                <w:sz w:val="28"/>
-                <w:szCs w:val="28"/>
-              </w:rPr>
-              <w:t xml:space="preserve">{{ </w:t>
-            </w:r>
-            <w:r>
-              <w:rPr>
-                <w:rFonts w:ascii="Times New Roman" w:hAnsi="Times New Roman"/>
-                <w:b/>
-                <w:sz w:val="28"/>
-                <w:szCs w:val="28"/>
-                <w:lang w:val="en-US"/>
-              </w:rPr>
-              <w:t>TVO</w:t>
-            </w:r>
-            <w:r>
-              <w:rPr>
-                <w:rFonts w:ascii="Times New Roman" w:hAnsi="Times New Roman"/>
-                <w:b/>
-                <w:sz w:val="28"/>
-                <w:szCs w:val="28"/>
-              </w:rPr>
-              <w:t>_</w:t>
-            </w:r>
-            <w:r>
-              <w:rPr>
-                <w:rFonts w:ascii="Times New Roman" w:hAnsi="Times New Roman"/>
-                <w:b/>
-                <w:sz w:val="28"/>
-                <w:szCs w:val="28"/>
-                <w:lang w:val="en-US"/>
-              </w:rPr>
-              <w:t>KOMBAT</w:t>
-            </w:r>
-            <w:r>
-              <w:rPr>
-                <w:rFonts w:ascii="Times New Roman" w:hAnsi="Times New Roman"/>
-                <w:b/>
-                <w:sz w:val="28"/>
-                <w:szCs w:val="28"/>
-              </w:rPr>
-              <w:t>_PIB</w:t>
-            </w:r>
-            <w:r>
-              <w:rPr>
-                <w:rFonts w:ascii="Times New Roman" w:hAnsi="Times New Roman"/>
-                <w:b/>
-                <w:sz w:val="28"/>
-                <w:szCs w:val="28"/>
-                <w:lang w:val="en-US"/>
-              </w:rPr>
-              <w:t>_DAV</w:t>
-            </w:r>
-            <w:r>
-              <w:rPr>
-                <w:rFonts w:ascii="Times New Roman" w:hAnsi="Times New Roman"/>
-                <w:b/>
-                <w:sz w:val="28"/>
-                <w:szCs w:val="28"/>
-              </w:rPr>
-              <w:t>}}</w:t>
-            </w:r>
-          </w:p>
-        </w:tc>
-      </w:tr>
-      <w:tr>
-        <w:trPr>
-          <w:trHeight w:val="705"/>
-        </w:trPr>
-        <w:tc>
-          <w:tcPr>
-            <w:tcW w:w="4825" w:type="dxa"/>
-            <w:gridSpan w:val="2"/>
-            <w:tcBorders>
-              <w:top w:val="single" w:sz="4" w:space="0" w:color="auto"/>
-            </w:tcBorders>
-          </w:tcPr>
-          <w:p>
-            <w:pPr>
-              <w:tabs>
-                <w:tab w:val="center" w:pos="2827"/>
-                <w:tab w:val="right" w:pos="5654"/>
-              </w:tabs>
-              <w:ind w:right="-358" w:firstLine="106"/>
-              <w:contextualSpacing/>
-              <w:jc w:val="center"/>
-              <w:rPr>
-                <w:rFonts w:ascii="Times New Roman" w:hAnsi="Times New Roman" w:cs="Times New Roman"/>
-                <w:bCs/>
-                <w:sz w:val="28"/>
-                <w:szCs w:val="28"/>
-              </w:rPr>
-            </w:pPr>
-            <w:r>
-              <w:rPr>
-                <w:rFonts w:ascii="Times New Roman" w:hAnsi="Times New Roman" w:cs="Times New Roman"/>
-                <w:bCs/>
-                <w:sz w:val="28"/>
-                <w:szCs w:val="28"/>
-              </w:rPr>
-              <w:t>- встановленим порядком</w:t>
-            </w:r>
-            <w:r>
-              <w:rPr>
-                <w:rFonts w:ascii="Times New Roman" w:hAnsi="Times New Roman" w:cs="Times New Roman"/>
-                <w:bCs/>
-                <w:sz w:val="28"/>
-                <w:szCs w:val="28"/>
-              </w:rPr>
-              <w:t xml:space="preserve">  </w:t>
-            </w:r>
-          </w:p>
-          <w:p>
-            <w:pPr>
-              <w:tabs>
-                <w:tab w:val="center" w:pos="2827"/>
-                <w:tab w:val="right" w:pos="5654"/>
-              </w:tabs>
-              <w:ind w:right="-358"/>
-              <w:contextualSpacing/>
-              <w:rPr>
-                <w:rFonts w:ascii="Times New Roman" w:hAnsi="Times New Roman" w:cs="Times New Roman"/>
-                <w:bCs/>
-                <w:sz w:val="28"/>
-                <w:szCs w:val="28"/>
-              </w:rPr>
-            </w:pPr>
-          </w:p>
-        </w:tc>
-        <w:tc>
-          <w:tcPr>
-            <w:tcW w:w="284" w:type="dxa"/>
-            <w:vMerge/>
-          </w:tcPr>
-          <w:p>
-            <w:pPr>
-              <w:contextualSpacing/>
-              <w:jc w:val="both"/>
-              <w:rPr>
-                <w:rFonts w:ascii="Times New Roman" w:hAnsi="Times New Roman" w:cs="Times New Roman"/>
-                <w:b/>
-                <w:sz w:val="28"/>
-                <w:szCs w:val="28"/>
-              </w:rPr>
-            </w:pPr>
-          </w:p>
-        </w:tc>
-        <w:tc>
-          <w:tcPr>
-            <w:tcW w:w="7654" w:type="dxa"/>
-            <w:vMerge/>
-          </w:tcPr>
-          <w:p>
-            <w:pPr>
-              <w:ind w:left="172"/>
-              <w:contextualSpacing/>
-              <w:jc w:val="both"/>
-              <w:rPr>
-                <w:rFonts w:ascii="Times New Roman" w:hAnsi="Times New Roman" w:cs="Times New Roman"/>
-                <w:b/>
-                <w:sz w:val="28"/>
-                <w:szCs w:val="28"/>
-              </w:rPr>
-            </w:pPr>
-          </w:p>
-        </w:tc>
-      </w:tr>
-      <w:tr>
-        <w:trPr>
-          <w:cantSplit/>
-          <w:trHeight w:val="596"/>
-        </w:trPr>
-        <w:tc>
-          <w:tcPr>
-            <w:tcW w:w="1990" w:type="dxa"/>
-          </w:tcPr>
-          <w:p>
-            <w:pPr>
-              <w:tabs>
-                <w:tab w:val="center" w:pos="2827"/>
-                <w:tab w:val="right" w:pos="5654"/>
-              </w:tabs>
-              <w:ind w:right="-358"/>
-              <w:contextualSpacing/>
-              <w:rPr>
-                <w:rFonts w:ascii="Times New Roman" w:hAnsi="Times New Roman" w:cs="Times New Roman"/>
-                <w:bCs/>
-                <w:sz w:val="28"/>
-                <w:szCs w:val="28"/>
-              </w:rPr>
-            </w:pPr>
-            <w:r>
-              <w:rPr>
-                <w:rFonts w:ascii="Times New Roman" w:hAnsi="Times New Roman" w:cs="Times New Roman"/>
-                <w:bCs/>
-                <w:sz w:val="28"/>
-                <w:szCs w:val="28"/>
-              </w:rPr>
-              <w:t>{{</w:t>
-            </w:r>
-            <w:r>
-              <w:rPr>
-                <w:rFonts w:ascii="Times New Roman" w:hAnsi="Times New Roman" w:cs="Times New Roman"/>
-                <w:bCs/>
-                <w:sz w:val="28"/>
-                <w:szCs w:val="28"/>
-                <w:lang w:val="en-US"/>
-              </w:rPr>
-              <w:t>tvo</w:t>
-            </w:r>
-            <w:r>
-              <w:rPr>
-                <w:rFonts w:ascii="Times New Roman" w:hAnsi="Times New Roman" w:cs="Times New Roman"/>
-                <w:bCs/>
-                <w:sz w:val="28"/>
-                <w:szCs w:val="28"/>
-              </w:rPr>
-              <w:t>_</w:t>
-            </w:r>
-            <w:r>
-              <w:rPr>
-                <w:rFonts w:ascii="Times New Roman" w:hAnsi="Times New Roman" w:cs="Times New Roman"/>
-                <w:bCs/>
-                <w:sz w:val="28"/>
-                <w:szCs w:val="28"/>
-                <w:lang w:val="en-US"/>
-              </w:rPr>
-              <w:t>kombrig</w:t>
-            </w:r>
-            <w:r>
-              <w:rPr>
-                <w:rFonts w:ascii="Times New Roman" w:hAnsi="Times New Roman" w:cs="Times New Roman"/>
-                <w:bCs/>
-                <w:sz w:val="28"/>
-                <w:szCs w:val="28"/>
-              </w:rPr>
-              <w:t>_</w:t>
-            </w:r>
-            <w:r>
-              <w:rPr>
-                <w:rFonts w:ascii="Times New Roman" w:hAnsi="Times New Roman" w:cs="Times New Roman"/>
-                <w:bCs/>
-                <w:sz w:val="28"/>
-                <w:szCs w:val="28"/>
-                <w:lang w:val="en-US"/>
-              </w:rPr>
-              <w:t>zvannya</w:t>
-            </w:r>
-            <w:r>
-              <w:rPr>
-                <w:rFonts w:ascii="Times New Roman" w:hAnsi="Times New Roman" w:cs="Times New Roman"/>
-                <w:bCs/>
-                <w:sz w:val="28"/>
-                <w:szCs w:val="28"/>
-              </w:rPr>
-              <w:t>_</w:t>
-            </w:r>
-            <w:r>
-              <w:rPr>
-                <w:rFonts w:ascii="Times New Roman" w:hAnsi="Times New Roman" w:cs="Times New Roman"/>
-                <w:bCs/>
-                <w:sz w:val="28"/>
-                <w:szCs w:val="28"/>
-                <w:lang w:val="en-US"/>
-              </w:rPr>
-              <w:t>short</w:t>
-            </w:r>
-            <w:r>
-              <w:rPr>
-                <w:rFonts w:ascii="Times New Roman" w:hAnsi="Times New Roman" w:cs="Times New Roman"/>
-                <w:bCs/>
-                <w:sz w:val="28"/>
-                <w:szCs w:val="28"/>
-              </w:rPr>
-              <w:t>}}</w:t>
-            </w:r>
-          </w:p>
-        </w:tc>
-        <w:tc>
-          <w:tcPr>
-            <w:tcW w:w="2835" w:type="dxa"/>
-            <w:tcBorders>
-              <w:left w:val="nil"/>
-            </w:tcBorders>
-          </w:tcPr>
-          <w:p>
-            <w:pPr>
-              <w:tabs>
-                <w:tab w:val="right" w:pos="5654"/>
-              </w:tabs>
-              <w:ind w:left="35" w:right="-103"/>
-              <w:contextualSpacing/>
-              <w:jc w:val="right"/>
-              <w:rPr>
-                <w:rFonts w:ascii="Times New Roman" w:hAnsi="Times New Roman" w:cs="Times New Roman"/>
-                <w:bCs/>
-                <w:sz w:val="28"/>
-                <w:szCs w:val="28"/>
-              </w:rPr>
-            </w:pPr>
-            <w:r>
-              <w:rPr>
-                <w:rFonts w:ascii="Times New Roman" w:hAnsi="Times New Roman" w:cs="Times New Roman"/>
-                <w:bCs/>
-                <w:sz w:val="28"/>
-                <w:szCs w:val="28"/>
-              </w:rPr>
-              <w:t>{{</w:t>
-            </w:r>
-            <w:r>
-              <w:rPr>
-                <w:rFonts w:ascii="Times New Roman" w:hAnsi="Times New Roman" w:cs="Times New Roman"/>
-                <w:bCs/>
-                <w:sz w:val="28"/>
-                <w:szCs w:val="28"/>
-                <w:lang w:val="en-US"/>
-              </w:rPr>
-              <w:t>tvo</w:t>
-            </w:r>
-            <w:r>
-              <w:rPr>
-                <w:rFonts w:ascii="Times New Roman" w:hAnsi="Times New Roman" w:cs="Times New Roman"/>
-                <w:bCs/>
-                <w:sz w:val="28"/>
-                <w:szCs w:val="28"/>
-              </w:rPr>
-              <w:t>_</w:t>
-            </w:r>
-            <w:r>
-              <w:rPr>
-                <w:rFonts w:ascii="Times New Roman" w:hAnsi="Times New Roman" w:cs="Times New Roman"/>
-                <w:bCs/>
-                <w:sz w:val="28"/>
-                <w:szCs w:val="28"/>
-                <w:lang w:val="en-US"/>
-              </w:rPr>
-              <w:t>kombrig</w:t>
-            </w:r>
-            <w:r>
-              <w:rPr>
-                <w:rFonts w:ascii="Times New Roman" w:hAnsi="Times New Roman" w:cs="Times New Roman"/>
-                <w:bCs/>
-                <w:sz w:val="28"/>
-                <w:szCs w:val="28"/>
-              </w:rPr>
-              <w:t>_</w:t>
-            </w:r>
-            <w:r>
-              <w:rPr>
-                <w:rFonts w:ascii="Times New Roman" w:hAnsi="Times New Roman" w:cs="Times New Roman"/>
-                <w:bCs/>
-                <w:sz w:val="28"/>
-                <w:szCs w:val="28"/>
-                <w:lang w:val="en-US"/>
-              </w:rPr>
-              <w:t>pib</w:t>
-            </w:r>
-            <w:r>
-              <w:rPr>
-                <w:rFonts w:ascii="Times New Roman" w:hAnsi="Times New Roman" w:cs="Times New Roman"/>
-                <w:bCs/>
-                <w:sz w:val="28"/>
-                <w:szCs w:val="28"/>
-              </w:rPr>
-              <w:t>_</w:t>
-            </w:r>
-            <w:r>
-              <w:rPr>
-                <w:rFonts w:ascii="Times New Roman" w:hAnsi="Times New Roman" w:cs="Times New Roman"/>
-                <w:bCs/>
-                <w:sz w:val="28"/>
-                <w:szCs w:val="28"/>
-                <w:lang w:val="en-US"/>
-              </w:rPr>
-              <w:t>short</w:t>
-            </w:r>
-            <w:r>
-              <w:rPr>
-                <w:rFonts w:ascii="Times New Roman" w:hAnsi="Times New Roman" w:cs="Times New Roman"/>
-                <w:bCs/>
-                <w:sz w:val="28"/>
-                <w:szCs w:val="28"/>
-              </w:rPr>
-              <w:t>}}</w:t>
-            </w:r>
-          </w:p>
-        </w:tc>
-        <w:tc>
-          <w:tcPr>
-            <w:tcW w:w="284" w:type="dxa"/>
-            <w:vMerge/>
-          </w:tcPr>
-          <w:p>
-            <w:pPr>
-              <w:contextualSpacing/>
-              <w:jc w:val="both"/>
-              <w:rPr>
-                <w:rFonts w:ascii="Times New Roman" w:hAnsi="Times New Roman" w:cs="Times New Roman"/>
-                <w:b/>
-                <w:sz w:val="28"/>
-                <w:szCs w:val="28"/>
-              </w:rPr>
-            </w:pPr>
-          </w:p>
-        </w:tc>
-        <w:tc>
-          <w:tcPr>
-            <w:tcW w:w="7654" w:type="dxa"/>
-            <w:vMerge/>
-          </w:tcPr>
-          <w:p>
-            <w:pPr>
-              <w:ind w:left="172"/>
-              <w:contextualSpacing/>
-              <w:jc w:val="both"/>
-              <w:rPr>
-                <w:rFonts w:ascii="Times New Roman" w:hAnsi="Times New Roman" w:cs="Times New Roman"/>
-                <w:b/>
-                <w:sz w:val="28"/>
-                <w:szCs w:val="28"/>
-              </w:rPr>
-            </w:pPr>
-          </w:p>
-        </w:tc>
-      </w:tr>
-    </w:tbl>
     <w:p>
       <w:pPr>
         <w:tabs>
-          <w:tab w:val="left" w:pos="4820"/>
+          <w:tab w:val="left" w:pos="2440"/>
+          <w:tab w:val="left" w:pos="4424"/>
+          <w:tab w:val="left" w:pos="4692"/>
         </w:tabs>
-        <w:spacing w:after="0" w:line="216" w:lineRule="auto"/>
-        <w:ind w:left="4820"/>
-        <w:jc w:val="both"/>
-        <w:rPr>
-          <w:rFonts w:ascii="Times New Roman" w:hAnsi="Times New Roman" w:cs="Times New Roman"/>
+        <w:spacing w:after="0" w:line="256" w:lineRule="auto"/>
+        <w:ind w:left="5103"/>
+        <w:rPr>
+          <w:rFonts w:ascii="Times New Roman" w:eastAsia="Calibri" w:hAnsi="Times New Roman" w:cs="Times New Roman"/>
+          <w:b/>
           <w:bCs/>
+          <w:sz w:val="28"/>
+          <w:szCs w:val="28"/>
+          <w:highlight w:val="yellow"/>
+        </w:rPr>
+      </w:pPr>
+      <w:r>
+        <w:rPr>
+          <w:rFonts w:ascii="Times New Roman" w:hAnsi="Times New Roman" w:cs="Times New Roman"/>
+          <w:b/>
+          <w:bCs/>
+          <w:sz w:val="28"/>
+          <w:szCs w:val="28"/>
+        </w:rPr>
+        <w:t>Т. в. о. командира 2-го батальйону оперативного призначення</w:t>
+      </w:r>
+      <w:r>
+        <w:rPr>
+          <w:rFonts w:ascii="Times New Roman" w:hAnsi="Times New Roman" w:cs="Times New Roman"/>
+          <w:b/>
+          <w:bCs/>
+          <w:sz w:val="28"/>
+          <w:szCs w:val="28"/>
+        </w:rPr>
+        <w:br/>
+        <w:t xml:space="preserve">{{ </w:t>
+      </w:r>
+      <w:proofErr w:type="spellStart"/>
+      <w:r>
+        <w:rPr>
+          <w:rFonts w:ascii="Times New Roman" w:hAnsi="Times New Roman" w:cs="Times New Roman"/>
+          <w:b/>
+          <w:bCs/>
+          <w:sz w:val="28"/>
+          <w:szCs w:val="28"/>
+        </w:rPr>
+        <w:t>tvo_kombat_zvannya_dav</w:t>
+      </w:r>
+      <w:proofErr w:type="spellEnd"/>
+      <w:r>
+        <w:rPr>
+          <w:rFonts w:ascii="Times New Roman" w:hAnsi="Times New Roman" w:cs="Times New Roman"/>
+          <w:b/>
+          <w:bCs/>
+          <w:sz w:val="28"/>
+          <w:szCs w:val="28"/>
+        </w:rPr>
+        <w:t xml:space="preserve"> }}</w:t>
+      </w:r>
+    </w:p>
+    <w:p>
+      <w:pPr>
+        <w:spacing w:after="0"/>
+        <w:ind w:left="5103"/>
+        <w:rPr>
+          <w:rFonts w:ascii="Times New Roman" w:hAnsi="Times New Roman"/>
+          <w:b/>
+          <w:sz w:val="28"/>
+          <w:szCs w:val="28"/>
+        </w:rPr>
+      </w:pPr>
+      <w:r>
+        <w:rPr>
+          <w:rFonts w:ascii="Times New Roman" w:hAnsi="Times New Roman"/>
+          <w:b/>
+          <w:sz w:val="28"/>
+          <w:szCs w:val="28"/>
+        </w:rPr>
+        <w:t xml:space="preserve">{{ </w:t>
+      </w:r>
+      <w:r>
+        <w:rPr>
+          <w:rFonts w:ascii="Times New Roman" w:hAnsi="Times New Roman"/>
+          <w:b/>
+          <w:sz w:val="28"/>
+          <w:szCs w:val="28"/>
+          <w:lang w:val="en-US"/>
+        </w:rPr>
+        <w:t>TVO</w:t>
+      </w:r>
+      <w:r>
+        <w:rPr>
+          <w:rFonts w:ascii="Times New Roman" w:hAnsi="Times New Roman"/>
+          <w:b/>
+          <w:sz w:val="28"/>
+          <w:szCs w:val="28"/>
+        </w:rPr>
+        <w:t>_</w:t>
+      </w:r>
+      <w:r>
+        <w:rPr>
+          <w:rFonts w:ascii="Times New Roman" w:hAnsi="Times New Roman"/>
+          <w:b/>
+          <w:sz w:val="28"/>
+          <w:szCs w:val="28"/>
+          <w:lang w:val="en-US"/>
+        </w:rPr>
+        <w:t>KOMBAT</w:t>
+      </w:r>
+      <w:r>
+        <w:rPr>
+          <w:rFonts w:ascii="Times New Roman" w:hAnsi="Times New Roman"/>
+          <w:b/>
+          <w:sz w:val="28"/>
+          <w:szCs w:val="28"/>
+        </w:rPr>
+        <w:t>_PIB</w:t>
+      </w:r>
+      <w:r>
+        <w:rPr>
+          <w:rFonts w:ascii="Times New Roman" w:hAnsi="Times New Roman"/>
+          <w:b/>
+          <w:sz w:val="28"/>
+          <w:szCs w:val="28"/>
+        </w:rPr>
+        <w:t>_</w:t>
+      </w:r>
+      <w:r>
+        <w:rPr>
+          <w:rFonts w:ascii="Times New Roman" w:hAnsi="Times New Roman"/>
+          <w:b/>
+          <w:sz w:val="28"/>
+          <w:szCs w:val="28"/>
+          <w:lang w:val="en-US"/>
+        </w:rPr>
+        <w:t>DAV</w:t>
+      </w:r>
+      <w:r>
+        <w:rPr>
+          <w:rFonts w:ascii="Times New Roman" w:hAnsi="Times New Roman"/>
+          <w:b/>
+          <w:sz w:val="28"/>
+          <w:szCs w:val="28"/>
+        </w:rPr>
+        <w:t>}}</w:t>
+      </w:r>
+    </w:p>
+    <w:p>
+      <w:pPr>
+        <w:spacing w:after="0"/>
+        <w:ind w:left="5103"/>
+        <w:rPr>
+          <w:rFonts w:ascii="Times New Roman" w:hAnsi="Times New Roman"/>
+          <w:b/>
+          <w:sz w:val="28"/>
+          <w:szCs w:val="28"/>
+        </w:rPr>
+      </w:pPr>
+    </w:p>
+    <w:p>
+      <w:pPr>
+        <w:spacing w:after="0"/>
+        <w:ind w:left="5103"/>
+        <w:rPr>
+          <w:rFonts w:ascii="Times New Roman" w:hAnsi="Times New Roman" w:cs="Times New Roman"/>
+          <w:color w:val="000000" w:themeColor="text1"/>
           <w:sz w:val="28"/>
           <w:szCs w:val="28"/>
         </w:rPr>
@@ -648,20 +231,12 @@
         <w:ind w:firstLine="709"/>
         <w:jc w:val="both"/>
         <w:rPr>
-          <w:rFonts w:ascii="Times New Roman" w:eastAsia="Times New Roman" w:hAnsi="Times New Roman" w:cs="Times New Roman"/>
-          <w:sz w:val="28"/>
-          <w:szCs w:val="28"/>
-        </w:rPr>
-      </w:pPr>
-      <w:r>
-        <w:rPr>
           <w:rFonts w:ascii="Times New Roman" w:hAnsi="Times New Roman" w:cs="Times New Roman"/>
           <w:bCs/>
           <w:sz w:val="28"/>
           <w:szCs w:val="28"/>
         </w:rPr>
-        <w:t xml:space="preserve">Прошу Вас </w:t>
-      </w:r>
+      </w:pPr>
       <w:r>
         <w:rPr>
           <w:rFonts w:ascii="Times New Roman" w:hAnsi="Times New Roman" w:cs="Times New Roman"/>
@@ -669,8 +244,9 @@
           <w:sz w:val="28"/>
           <w:szCs w:val="28"/>
         </w:rPr>
-        <w:t xml:space="preserve">про </w:t>
-      </w:r>
+        <w:t xml:space="preserve">{{ </w:t>
+      </w:r>
+      <w:proofErr w:type="spellStart"/>
       <w:r>
         <w:rPr>
           <w:rFonts w:ascii="Times New Roman" w:hAnsi="Times New Roman" w:cs="Times New Roman"/>
@@ -678,8 +254,9 @@
           <w:sz w:val="28"/>
           <w:szCs w:val="28"/>
         </w:rPr>
-        <w:t xml:space="preserve">надання мені законної </w:t>
-      </w:r>
+        <w:t>tekst_raportu</w:t>
+      </w:r>
+      <w:proofErr w:type="spellEnd"/>
       <w:r>
         <w:rPr>
           <w:rFonts w:ascii="Times New Roman" w:hAnsi="Times New Roman" w:cs="Times New Roman"/>
@@ -687,132 +264,7 @@
           <w:sz w:val="28"/>
           <w:szCs w:val="28"/>
         </w:rPr>
-        <w:t xml:space="preserve">можливості </w:t>
-      </w:r>
-      <w:r>
-        <w:rPr>
-          <w:rFonts w:ascii="Times New Roman" w:hAnsi="Times New Roman" w:cs="Times New Roman"/>
-          <w:bCs/>
-          <w:sz w:val="28"/>
-          <w:szCs w:val="28"/>
-        </w:rPr>
-        <w:t>проходження</w:t>
-      </w:r>
-      <w:r>
-        <w:rPr>
-          <w:rFonts w:ascii="Times New Roman" w:hAnsi="Times New Roman" w:cs="Times New Roman"/>
-          <w:bCs/>
-          <w:sz w:val="28"/>
-          <w:szCs w:val="28"/>
-        </w:rPr>
-        <w:t xml:space="preserve"> </w:t>
-      </w:r>
-      <w:r>
-        <w:rPr>
-          <w:rFonts w:ascii="Times New Roman" w:hAnsi="Times New Roman" w:cs="Times New Roman"/>
-          <w:bCs/>
-          <w:sz w:val="28"/>
-          <w:szCs w:val="28"/>
-        </w:rPr>
-        <w:t>військово-лікарської комісії з метою встановлення придатності</w:t>
-      </w:r>
-      <w:r>
-        <w:rPr>
-          <w:rFonts w:ascii="Times New Roman" w:hAnsi="Times New Roman" w:cs="Times New Roman"/>
-          <w:bCs/>
-          <w:sz w:val="28"/>
-          <w:szCs w:val="28"/>
-        </w:rPr>
-        <w:t>/</w:t>
-      </w:r>
-      <w:r>
-        <w:rPr>
-          <w:rFonts w:ascii="Times New Roman" w:hAnsi="Times New Roman" w:cs="Times New Roman"/>
-          <w:bCs/>
-          <w:sz w:val="28"/>
-          <w:szCs w:val="28"/>
-        </w:rPr>
-        <w:t>непридатності до військової служби згідно</w:t>
-      </w:r>
-      <w:r>
-        <w:rPr>
-          <w:rFonts w:ascii="Times New Roman" w:eastAsia="Times New Roman" w:hAnsi="Times New Roman" w:cs="Times New Roman"/>
-          <w:sz w:val="28"/>
-          <w:szCs w:val="28"/>
-        </w:rPr>
-        <w:t xml:space="preserve"> Наказу МВС України від </w:t>
-      </w:r>
-      <w:r>
-        <w:rPr>
-          <w:rFonts w:ascii="Times New Roman" w:eastAsia="Times New Roman" w:hAnsi="Times New Roman" w:cs="Times New Roman"/>
-          <w:sz w:val="28"/>
-          <w:szCs w:val="28"/>
-        </w:rPr>
-        <w:t>14</w:t>
-      </w:r>
-      <w:r>
-        <w:rPr>
-          <w:rFonts w:ascii="Times New Roman" w:eastAsia="Times New Roman" w:hAnsi="Times New Roman" w:cs="Times New Roman"/>
-          <w:sz w:val="28"/>
-          <w:szCs w:val="28"/>
-        </w:rPr>
-        <w:t>.0</w:t>
-      </w:r>
-      <w:r>
-        <w:rPr>
-          <w:rFonts w:ascii="Times New Roman" w:eastAsia="Times New Roman" w:hAnsi="Times New Roman" w:cs="Times New Roman"/>
-          <w:sz w:val="28"/>
-          <w:szCs w:val="28"/>
-        </w:rPr>
-        <w:t>8</w:t>
-      </w:r>
-      <w:r>
-        <w:rPr>
-          <w:rFonts w:ascii="Times New Roman" w:eastAsia="Times New Roman" w:hAnsi="Times New Roman" w:cs="Times New Roman"/>
-          <w:sz w:val="28"/>
-          <w:szCs w:val="28"/>
-        </w:rPr>
-        <w:t>.20</w:t>
-      </w:r>
-      <w:r>
-        <w:rPr>
-          <w:rFonts w:ascii="Times New Roman" w:eastAsia="Times New Roman" w:hAnsi="Times New Roman" w:cs="Times New Roman"/>
-          <w:sz w:val="28"/>
-          <w:szCs w:val="28"/>
-        </w:rPr>
-        <w:t>08</w:t>
-      </w:r>
-      <w:r>
-        <w:rPr>
-          <w:rFonts w:ascii="Times New Roman" w:eastAsia="Times New Roman" w:hAnsi="Times New Roman" w:cs="Times New Roman"/>
-          <w:sz w:val="28"/>
-          <w:szCs w:val="28"/>
-        </w:rPr>
-        <w:t xml:space="preserve"> № </w:t>
-      </w:r>
-      <w:r>
-        <w:rPr>
-          <w:rFonts w:ascii="Times New Roman" w:eastAsia="Times New Roman" w:hAnsi="Times New Roman" w:cs="Times New Roman"/>
-          <w:sz w:val="28"/>
-          <w:szCs w:val="28"/>
-        </w:rPr>
-        <w:t>402</w:t>
-      </w:r>
-      <w:r>
-        <w:rPr>
-          <w:rFonts w:ascii="Times New Roman" w:eastAsia="Times New Roman" w:hAnsi="Times New Roman" w:cs="Times New Roman"/>
-          <w:sz w:val="28"/>
-          <w:szCs w:val="28"/>
-        </w:rPr>
-        <w:t xml:space="preserve"> </w:t>
-      </w:r>
-      <w:r>
-        <w:rPr>
-          <w:rFonts w:ascii="Times New Roman" w:eastAsia="Times New Roman" w:hAnsi="Times New Roman" w:cs="Times New Roman"/>
-          <w:sz w:val="28"/>
-          <w:szCs w:val="28"/>
-        </w:rPr>
-        <w:t>(зі змінами та додатками), з метою визначення придатності (непридатності) до подальшого проходження військової служби.</w:t>
+        <w:t xml:space="preserve"> }}</w:t>
       </w:r>
     </w:p>
     <w:p>
@@ -857,7 +309,7 @@
           <w:sz w:val="28"/>
           <w:szCs w:val="28"/>
         </w:rPr>
-        <w:t xml:space="preserve">Копію </w:t>
+        <w:t>{{ dodatok_line }}</w:t>
       </w:r>
       <w:r>
         <w:rPr>
@@ -865,7 +317,6 @@
           <w:sz w:val="28"/>
           <w:szCs w:val="28"/>
         </w:rPr>
-        <w:t xml:space="preserve">консультативного висновку </w:t>
       </w:r>
       <w:r>
         <w:rPr>
@@ -873,7 +324,6 @@
           <w:sz w:val="28"/>
           <w:szCs w:val="28"/>
         </w:rPr>
-        <w:t>№</w:t>
       </w:r>
       <w:r>
         <w:rPr>
@@ -881,8 +331,8 @@
           <w:sz w:val="28"/>
           <w:szCs w:val="28"/>
         </w:rPr>
-        <w:t xml:space="preserve">{{ </w:t>
-      </w:r>
+      </w:r>
+      <w:proofErr w:type="spellStart"/>
       <w:r>
         <w:rPr>
           <w:rFonts w:ascii="Times New Roman" w:eastAsia="Times New Roman" w:hAnsi="Times New Roman" w:cs="Times New Roman"/>
@@ -890,16 +340,16 @@
           <w:szCs w:val="28"/>
           <w:lang w:val="en-US"/>
         </w:rPr>
-        <w:t>oglyad</w:t>
-      </w:r>
+      </w:r>
+      <w:proofErr w:type="spellEnd"/>
       <w:r>
         <w:rPr>
           <w:rFonts w:ascii="Times New Roman" w:eastAsia="Times New Roman" w:hAnsi="Times New Roman" w:cs="Times New Roman"/>
           <w:sz w:val="28"/>
           <w:szCs w:val="28"/>
         </w:rPr>
-        <w:t>_</w:t>
-      </w:r>
+      </w:r>
+      <w:proofErr w:type="spellStart"/>
       <w:r>
         <w:rPr>
           <w:rFonts w:ascii="Times New Roman" w:eastAsia="Times New Roman" w:hAnsi="Times New Roman" w:cs="Times New Roman"/>
@@ -907,16 +357,16 @@
           <w:szCs w:val="28"/>
           <w:lang w:val="en-US"/>
         </w:rPr>
-        <w:t>nuber</w:t>
-      </w:r>
+      </w:r>
+      <w:proofErr w:type="spellEnd"/>
       <w:r>
         <w:rPr>
           <w:rFonts w:ascii="Times New Roman" w:eastAsia="Times New Roman" w:hAnsi="Times New Roman" w:cs="Times New Roman"/>
           <w:sz w:val="28"/>
           <w:szCs w:val="28"/>
         </w:rPr>
-        <w:t xml:space="preserve"> }} {{ </w:t>
-      </w:r>
+      </w:r>
+      <w:proofErr w:type="spellStart"/>
       <w:r>
         <w:rPr>
           <w:rFonts w:ascii="Times New Roman" w:eastAsia="Times New Roman" w:hAnsi="Times New Roman" w:cs="Times New Roman"/>
@@ -924,15 +374,14 @@
           <w:szCs w:val="28"/>
           <w:lang w:val="en-US"/>
         </w:rPr>
-        <w:t>likar</w:t>
-      </w:r>
+      </w:r>
+      <w:proofErr w:type="spellEnd"/>
       <w:r>
         <w:rPr>
           <w:rFonts w:ascii="Times New Roman" w:eastAsia="Times New Roman" w:hAnsi="Times New Roman" w:cs="Times New Roman"/>
           <w:sz w:val="28"/>
           <w:szCs w:val="28"/>
         </w:rPr>
-        <w:t xml:space="preserve"> }}</w:t>
       </w:r>
       <w:r>
         <w:rPr>
@@ -940,7 +389,6 @@
           <w:sz w:val="28"/>
           <w:szCs w:val="28"/>
         </w:rPr>
-        <w:t xml:space="preserve"> </w:t>
       </w:r>
       <w:r>
         <w:rPr>
@@ -948,7 +396,6 @@
           <w:sz w:val="28"/>
           <w:szCs w:val="28"/>
         </w:rPr>
-        <w:t xml:space="preserve">{{ </w:t>
       </w:r>
       <w:r>
         <w:rPr>
@@ -957,7 +404,6 @@
           <w:szCs w:val="28"/>
           <w:lang w:val="en-US"/>
         </w:rPr>
-        <w:t>hospital</w:t>
       </w:r>
       <w:r>
         <w:rPr>
@@ -965,7 +411,6 @@
           <w:sz w:val="28"/>
           <w:szCs w:val="28"/>
         </w:rPr>
-        <w:t>}}</w:t>
       </w:r>
     </w:p>
     <w:p>
@@ -998,8 +443,8 @@
     <w:bookmarkEnd w:id="0"/>
     <w:p>
       <w:pPr>
-        <w:spacing w:line="240" w:lineRule="auto"/>
-        <w:ind w:right="4535"/>
+        <w:spacing w:after="0" w:line="240" w:lineRule="auto"/>
+        <w:ind w:right="4536"/>
         <w:contextualSpacing/>
         <w:jc w:val="both"/>
         <w:rPr>
@@ -1027,6 +472,7 @@
         </w:rPr>
         <w:t xml:space="preserve"> </w:t>
       </w:r>
+      <w:proofErr w:type="spellStart"/>
       <w:r>
         <w:rPr>
           <w:rFonts w:ascii="Times New Roman" w:hAnsi="Times New Roman"/>
@@ -1036,6 +482,7 @@
         </w:rPr>
         <w:t>zaimana_posada_z_velykoi</w:t>
       </w:r>
+      <w:proofErr w:type="spellEnd"/>
       <w:r>
         <w:rPr>
           <w:rFonts w:ascii="Times New Roman" w:hAnsi="Times New Roman"/>
@@ -1053,6 +500,126 @@
           <w:szCs w:val="28"/>
         </w:rPr>
         <w:t>}}</w:t>
+      </w:r>
+    </w:p>
+    <w:p>
+      <w:pPr>
+        <w:tabs>
+          <w:tab w:val="right" w:pos="1843"/>
+          <w:tab w:val="decimal" w:pos="9639"/>
+        </w:tabs>
+        <w:spacing w:after="0"/>
+        <w:rPr>
+          <w:rFonts w:ascii="Times New Roman" w:eastAsia="Times New Roman" w:hAnsi="Times New Roman"/>
+          <w:b/>
+          <w:color w:val="000000"/>
+          <w:sz w:val="28"/>
+          <w:szCs w:val="28"/>
+        </w:rPr>
+      </w:pPr>
+      <w:r>
+        <w:rPr>
+          <w:rFonts w:ascii="Times New Roman" w:eastAsia="Times New Roman" w:hAnsi="Times New Roman"/>
+          <w:b/>
+          <w:color w:val="000000"/>
+          <w:sz w:val="28"/>
+          <w:szCs w:val="28"/>
+        </w:rPr>
+        <w:t>{{</w:t>
+      </w:r>
+      <w:r>
+        <w:rPr>
+          <w:rFonts w:ascii="Times New Roman" w:eastAsia="Times New Roman" w:hAnsi="Times New Roman"/>
+          <w:b/>
+          <w:color w:val="000000"/>
+          <w:sz w:val="28"/>
+          <w:szCs w:val="28"/>
+        </w:rPr>
+        <w:t xml:space="preserve"> </w:t>
+      </w:r>
+      <w:proofErr w:type="spellStart"/>
+      <w:r>
+        <w:rPr>
+          <w:rFonts w:ascii="Times New Roman" w:eastAsia="Times New Roman" w:hAnsi="Times New Roman"/>
+          <w:b/>
+          <w:color w:val="000000"/>
+          <w:sz w:val="28"/>
+          <w:szCs w:val="28"/>
+        </w:rPr>
+        <w:t>zvanie</w:t>
+      </w:r>
+      <w:proofErr w:type="spellEnd"/>
+      <w:r>
+        <w:rPr>
+          <w:rFonts w:ascii="Times New Roman" w:eastAsia="Times New Roman" w:hAnsi="Times New Roman"/>
+          <w:b/>
+          <w:color w:val="000000"/>
+          <w:sz w:val="28"/>
+          <w:szCs w:val="28"/>
+        </w:rPr>
+        <w:t xml:space="preserve"> </w:t>
+      </w:r>
+      <w:r>
+        <w:rPr>
+          <w:rFonts w:ascii="Times New Roman" w:eastAsia="Times New Roman" w:hAnsi="Times New Roman"/>
+          <w:b/>
+          <w:color w:val="000000"/>
+          <w:sz w:val="28"/>
+          <w:szCs w:val="28"/>
+        </w:rPr>
+        <w:t>}}</w:t>
+      </w:r>
+      <w:r>
+        <w:rPr>
+          <w:rFonts w:ascii="Times New Roman" w:eastAsia="Times New Roman" w:hAnsi="Times New Roman"/>
+          <w:b/>
+          <w:color w:val="000000"/>
+          <w:sz w:val="28"/>
+          <w:szCs w:val="28"/>
+        </w:rPr>
+        <w:tab/>
+      </w:r>
+      <w:r>
+        <w:rPr>
+          <w:rFonts w:ascii="Times New Roman" w:eastAsia="Times New Roman" w:hAnsi="Times New Roman"/>
+          <w:b/>
+          <w:color w:val="000000"/>
+          <w:sz w:val="28"/>
+          <w:szCs w:val="28"/>
+        </w:rPr>
+        <w:tab/>
+      </w:r>
+      <w:r>
+        <w:rPr>
+          <w:rFonts w:ascii="Times New Roman" w:eastAsia="Times New Roman" w:hAnsi="Times New Roman"/>
+          <w:b/>
+          <w:color w:val="000000"/>
+          <w:sz w:val="28"/>
+          <w:szCs w:val="28"/>
+        </w:rPr>
+        <w:t xml:space="preserve">{{ </w:t>
+      </w:r>
+      <w:proofErr w:type="spellStart"/>
+      <w:r>
+        <w:rPr>
+          <w:rFonts w:ascii="Times New Roman" w:eastAsia="Times New Roman" w:hAnsi="Times New Roman"/>
+          <w:b/>
+          <w:color w:val="000000"/>
+          <w:sz w:val="28"/>
+          <w:szCs w:val="28"/>
+        </w:rPr>
+        <w:t>imya_ta_prizvyshche_pidpys</w:t>
+      </w:r>
+      <w:proofErr w:type="spellEnd"/>
+      <w:r>
+        <w:rPr>
+          <w:rFonts w:ascii="Times New Roman" w:eastAsia="Times New Roman" w:hAnsi="Times New Roman"/>
+          <w:b/>
+          <w:color w:val="000000"/>
+          <w:sz w:val="28"/>
+          <w:szCs w:val="28"/>
+        </w:rPr>
+        <w:t xml:space="preserve"> }}</w:t>
       </w:r>
     </w:p>
     <w:p>
@@ -1061,89 +628,14 @@
           <w:tab w:val="right" w:pos="1843"/>
           <w:tab w:val="right" w:pos="9638"/>
         </w:tabs>
-        <w:rPr>
-          <w:rFonts w:ascii="Times New Roman" w:eastAsia="Times New Roman" w:hAnsi="Times New Roman"/>
-          <w:b/>
-          <w:color w:val="000000"/>
-          <w:sz w:val="28"/>
-          <w:szCs w:val="28"/>
-        </w:rPr>
-      </w:pPr>
-      <w:r>
-        <w:rPr>
-          <w:rFonts w:ascii="Times New Roman" w:eastAsia="Times New Roman" w:hAnsi="Times New Roman"/>
-          <w:b/>
-          <w:color w:val="000000"/>
-          <w:sz w:val="28"/>
-          <w:szCs w:val="28"/>
-        </w:rPr>
-        <w:t>{{</w:t>
-      </w:r>
-      <w:r>
-        <w:rPr>
-          <w:rFonts w:ascii="Times New Roman" w:eastAsia="Times New Roman" w:hAnsi="Times New Roman"/>
-          <w:b/>
-          <w:color w:val="000000"/>
-          <w:sz w:val="28"/>
-          <w:szCs w:val="28"/>
-        </w:rPr>
-        <w:t xml:space="preserve"> </w:t>
-      </w:r>
-      <w:r>
-        <w:rPr>
-          <w:rFonts w:ascii="Times New Roman" w:eastAsia="Times New Roman" w:hAnsi="Times New Roman"/>
-          <w:b/>
-          <w:color w:val="000000"/>
-          <w:sz w:val="28"/>
-          <w:szCs w:val="28"/>
-        </w:rPr>
-        <w:t>zvanie</w:t>
-      </w:r>
-      <w:r>
-        <w:rPr>
-          <w:rFonts w:ascii="Times New Roman" w:eastAsia="Times New Roman" w:hAnsi="Times New Roman"/>
-          <w:b/>
-          <w:color w:val="000000"/>
-          <w:sz w:val="28"/>
-          <w:szCs w:val="28"/>
-        </w:rPr>
-        <w:t xml:space="preserve"> </w:t>
-      </w:r>
-      <w:r>
-        <w:rPr>
-          <w:rFonts w:ascii="Times New Roman" w:eastAsia="Times New Roman" w:hAnsi="Times New Roman"/>
-          <w:b/>
-          <w:color w:val="000000"/>
-          <w:sz w:val="28"/>
-          <w:szCs w:val="28"/>
-        </w:rPr>
-        <w:t>}}</w:t>
-      </w:r>
-      <w:r>
-        <w:rPr>
-          <w:rFonts w:ascii="Times New Roman" w:eastAsia="Times New Roman" w:hAnsi="Times New Roman"/>
-          <w:b/>
-          <w:color w:val="000000"/>
-          <w:sz w:val="28"/>
-          <w:szCs w:val="28"/>
-        </w:rPr>
-        <w:tab/>
-      </w:r>
-      <w:r>
-        <w:rPr>
-          <w:rFonts w:ascii="Times New Roman" w:eastAsia="Times New Roman" w:hAnsi="Times New Roman"/>
-          <w:b/>
-          <w:color w:val="000000"/>
-          <w:sz w:val="28"/>
-          <w:szCs w:val="28"/>
-        </w:rPr>
-        <w:t>{{ imya_ta_prizvyshche_pidpys }}</w:t>
-      </w:r>
-    </w:p>
-    <w:p>
-      <w:pPr>
-        <w:spacing w:after="0" w:line="240" w:lineRule="auto"/>
-        <w:jc w:val="both"/>
+        <w:spacing w:after="0"/>
+        <w:rPr>
+          <w:rFonts w:ascii="Times New Roman" w:hAnsi="Times New Roman" w:cs="Times New Roman"/>
+          <w:sz w:val="28"/>
+          <w:szCs w:val="28"/>
+        </w:rPr>
+      </w:pPr>
+      <w:r>
         <w:rPr>
           <w:rFonts w:ascii="Times New Roman" w:hAnsi="Times New Roman" w:cs="Times New Roman"/>
           <w:bCs/>
@@ -1151,7 +643,9 @@
           <w:sz w:val="28"/>
           <w:szCs w:val="28"/>
         </w:rPr>
-      </w:pPr>
+        <w:t>{{</w:t>
+      </w:r>
+      <w:proofErr w:type="spellStart"/>
       <w:r>
         <w:rPr>
           <w:rFonts w:ascii="Times New Roman" w:hAnsi="Times New Roman" w:cs="Times New Roman"/>
@@ -1160,17 +654,19 @@
           <w:sz w:val="28"/>
           <w:szCs w:val="28"/>
         </w:rPr>
-        <w:t>___.___.2026</w:t>
-      </w:r>
-    </w:p>
-    <w:p>
-      <w:pPr>
-        <w:rPr>
-          <w:rFonts w:ascii="Times New Roman" w:hAnsi="Times New Roman" w:cs="Times New Roman"/>
-          <w:sz w:val="28"/>
-          <w:szCs w:val="28"/>
-        </w:rPr>
-      </w:pPr>
+        <w:t>data_stvorennya</w:t>
+      </w:r>
+      <w:proofErr w:type="spellEnd"/>
+      <w:r>
+        <w:rPr>
+          <w:rFonts w:ascii="Times New Roman" w:hAnsi="Times New Roman" w:cs="Times New Roman"/>
+          <w:bCs/>
+          <w:color w:val="000000" w:themeColor="text1"/>
+          <w:sz w:val="28"/>
+          <w:szCs w:val="28"/>
+        </w:rPr>
+        <w:t>}}</w:t>
+      </w:r>
     </w:p>
     <w:p>
       <w:pPr>
@@ -1199,15 +695,6 @@
           <w:szCs w:val="28"/>
         </w:rPr>
       </w:pPr>
-      <w:r>
-        <w:rPr>
-          <w:rFonts w:ascii="Times New Roman" w:hAnsi="Times New Roman" w:cs="Times New Roman"/>
-          <w:b/>
-          <w:sz w:val="28"/>
-          <w:szCs w:val="28"/>
-        </w:rPr>
-        <w:t xml:space="preserve">Т. в. о. командира військової частини 3029 Національної гвардії України </w:t>
-      </w:r>
     </w:p>
     <w:p>
       <w:pPr>
@@ -1229,83 +716,7 @@
           <w:sz w:val="28"/>
           <w:szCs w:val="28"/>
         </w:rPr>
-        <w:t xml:space="preserve">{{ </w:t>
-      </w:r>
-      <w:r>
-        <w:rPr>
-          <w:rFonts w:ascii="Times New Roman" w:hAnsi="Times New Roman" w:cs="Times New Roman"/>
-          <w:b/>
-          <w:sz w:val="28"/>
-          <w:szCs w:val="28"/>
-          <w:lang w:val="en-US"/>
-        </w:rPr>
-        <w:t>tvo</w:t>
-      </w:r>
-      <w:r>
-        <w:rPr>
-          <w:rFonts w:ascii="Times New Roman" w:hAnsi="Times New Roman" w:cs="Times New Roman"/>
-          <w:b/>
-          <w:sz w:val="28"/>
-          <w:szCs w:val="28"/>
-        </w:rPr>
-        <w:t>_</w:t>
-      </w:r>
-      <w:r>
-        <w:rPr>
-          <w:rFonts w:ascii="Times New Roman" w:hAnsi="Times New Roman" w:cs="Times New Roman"/>
-          <w:b/>
-          <w:sz w:val="28"/>
-          <w:szCs w:val="28"/>
-          <w:lang w:val="en-US"/>
-        </w:rPr>
-        <w:t>kombrig</w:t>
-      </w:r>
-      <w:r>
-        <w:rPr>
-          <w:rFonts w:ascii="Times New Roman" w:hAnsi="Times New Roman" w:cs="Times New Roman"/>
-          <w:b/>
-          <w:sz w:val="28"/>
-          <w:szCs w:val="28"/>
-        </w:rPr>
-        <w:t>_</w:t>
-      </w:r>
-      <w:r>
-        <w:rPr>
-          <w:rFonts w:ascii="Times New Roman" w:hAnsi="Times New Roman" w:cs="Times New Roman"/>
-          <w:b/>
-          <w:sz w:val="28"/>
-          <w:szCs w:val="28"/>
-          <w:lang w:val="en-US"/>
-        </w:rPr>
-        <w:t>zvannya</w:t>
-      </w:r>
-      <w:r>
-        <w:rPr>
-          <w:rFonts w:ascii="Times New Roman" w:hAnsi="Times New Roman" w:cs="Times New Roman"/>
-          <w:b/>
-          <w:sz w:val="28"/>
-          <w:szCs w:val="28"/>
-        </w:rPr>
-        <w:t>_</w:t>
-      </w:r>
-      <w:r>
-        <w:rPr>
-          <w:rFonts w:ascii="Times New Roman" w:hAnsi="Times New Roman" w:cs="Times New Roman"/>
-          <w:b/>
-          <w:sz w:val="28"/>
-          <w:szCs w:val="28"/>
-          <w:lang w:val="en-US"/>
-        </w:rPr>
-        <w:t>dav</w:t>
-      </w:r>
-      <w:r>
-        <w:rPr>
-          <w:rFonts w:ascii="Times New Roman" w:hAnsi="Times New Roman" w:cs="Times New Roman"/>
-          <w:b/>
-          <w:sz w:val="28"/>
-          <w:szCs w:val="28"/>
-        </w:rPr>
-        <w:t>}}</w:t>
+        <w:t xml:space="preserve">Т. в. о. командира військової частини 3029 Національної гвардії України </w:t>
       </w:r>
     </w:p>
     <w:p>
@@ -1330,6 +741,113 @@
         </w:rPr>
         <w:t xml:space="preserve">{{ </w:t>
       </w:r>
+      <w:proofErr w:type="spellStart"/>
+      <w:r>
+        <w:rPr>
+          <w:rFonts w:ascii="Times New Roman" w:hAnsi="Times New Roman" w:cs="Times New Roman"/>
+          <w:b/>
+          <w:sz w:val="28"/>
+          <w:szCs w:val="28"/>
+          <w:lang w:val="en-US"/>
+        </w:rPr>
+        <w:t>tvo</w:t>
+      </w:r>
+      <w:proofErr w:type="spellEnd"/>
+      <w:r>
+        <w:rPr>
+          <w:rFonts w:ascii="Times New Roman" w:hAnsi="Times New Roman" w:cs="Times New Roman"/>
+          <w:b/>
+          <w:sz w:val="28"/>
+          <w:szCs w:val="28"/>
+        </w:rPr>
+        <w:t>_</w:t>
+      </w:r>
+      <w:proofErr w:type="spellStart"/>
+      <w:r>
+        <w:rPr>
+          <w:rFonts w:ascii="Times New Roman" w:hAnsi="Times New Roman" w:cs="Times New Roman"/>
+          <w:b/>
+          <w:sz w:val="28"/>
+          <w:szCs w:val="28"/>
+          <w:lang w:val="en-US"/>
+        </w:rPr>
+        <w:t>kombrig</w:t>
+      </w:r>
+      <w:proofErr w:type="spellEnd"/>
+      <w:r>
+        <w:rPr>
+          <w:rFonts w:ascii="Times New Roman" w:hAnsi="Times New Roman" w:cs="Times New Roman"/>
+          <w:b/>
+          <w:sz w:val="28"/>
+          <w:szCs w:val="28"/>
+        </w:rPr>
+        <w:t>_</w:t>
+      </w:r>
+      <w:proofErr w:type="spellStart"/>
+      <w:r>
+        <w:rPr>
+          <w:rFonts w:ascii="Times New Roman" w:hAnsi="Times New Roman" w:cs="Times New Roman"/>
+          <w:b/>
+          <w:sz w:val="28"/>
+          <w:szCs w:val="28"/>
+          <w:lang w:val="en-US"/>
+        </w:rPr>
+        <w:t>zvannya</w:t>
+      </w:r>
+      <w:proofErr w:type="spellEnd"/>
+      <w:r>
+        <w:rPr>
+          <w:rFonts w:ascii="Times New Roman" w:hAnsi="Times New Roman" w:cs="Times New Roman"/>
+          <w:b/>
+          <w:sz w:val="28"/>
+          <w:szCs w:val="28"/>
+        </w:rPr>
+        <w:t>_</w:t>
+      </w:r>
+      <w:proofErr w:type="spellStart"/>
+      <w:r>
+        <w:rPr>
+          <w:rFonts w:ascii="Times New Roman" w:hAnsi="Times New Roman" w:cs="Times New Roman"/>
+          <w:b/>
+          <w:sz w:val="28"/>
+          <w:szCs w:val="28"/>
+          <w:lang w:val="en-US"/>
+        </w:rPr>
+        <w:t>dav</w:t>
+      </w:r>
+      <w:proofErr w:type="spellEnd"/>
+      <w:r>
+        <w:rPr>
+          <w:rFonts w:ascii="Times New Roman" w:hAnsi="Times New Roman" w:cs="Times New Roman"/>
+          <w:b/>
+          <w:sz w:val="28"/>
+          <w:szCs w:val="28"/>
+        </w:rPr>
+        <w:t>}}</w:t>
+      </w:r>
+    </w:p>
+    <w:p>
+      <w:pPr>
+        <w:spacing w:line="240" w:lineRule="auto"/>
+        <w:ind w:left="5103" w:right="42"/>
+        <w:contextualSpacing/>
+        <w:jc w:val="both"/>
+        <w:rPr>
+          <w:rFonts w:ascii="Times New Roman" w:hAnsi="Times New Roman" w:cs="Times New Roman"/>
+          <w:b/>
+          <w:sz w:val="28"/>
+          <w:szCs w:val="28"/>
+        </w:rPr>
+      </w:pPr>
+      <w:r>
+        <w:rPr>
+          <w:rFonts w:ascii="Times New Roman" w:hAnsi="Times New Roman" w:cs="Times New Roman"/>
+          <w:b/>
+          <w:sz w:val="28"/>
+          <w:szCs w:val="28"/>
+        </w:rPr>
+        <w:t xml:space="preserve">{{ </w:t>
+      </w:r>
       <w:r>
         <w:rPr>
           <w:rFonts w:ascii="Times New Roman" w:hAnsi="Times New Roman" w:cs="Times New Roman"/>
@@ -1456,7 +974,25 @@
           <w:sz w:val="28"/>
           <w:szCs w:val="28"/>
         </w:rPr>
-        <w:t>{{ fraza_zvannya_ta_pib_rodovyi }}</w:t>
+        <w:t xml:space="preserve">{{ </w:t>
+      </w:r>
+      <w:proofErr w:type="spellStart"/>
+      <w:r>
+        <w:rPr>
+          <w:rFonts w:ascii="Times New Roman" w:hAnsi="Times New Roman"/>
+          <w:sz w:val="28"/>
+          <w:szCs w:val="28"/>
+        </w:rPr>
+        <w:t>fraza_zvannya_ta_pib_rodovyi</w:t>
+      </w:r>
+      <w:proofErr w:type="spellEnd"/>
+      <w:r>
+        <w:rPr>
+          <w:rFonts w:ascii="Times New Roman" w:hAnsi="Times New Roman"/>
+          <w:sz w:val="28"/>
+          <w:szCs w:val="28"/>
+        </w:rPr>
+        <w:t xml:space="preserve"> }}</w:t>
       </w:r>
       <w:r>
         <w:rPr>
@@ -1496,7 +1032,7 @@
     <w:p>
       <w:pPr>
         <w:spacing w:line="240" w:lineRule="auto"/>
-        <w:ind w:right="4677"/>
+        <w:ind w:right="4536"/>
         <w:contextualSpacing/>
         <w:jc w:val="both"/>
         <w:rPr>
@@ -1543,6 +1079,7 @@
         </w:rPr>
         <w:t xml:space="preserve">{{ </w:t>
       </w:r>
+      <w:proofErr w:type="spellStart"/>
       <w:r>
         <w:rPr>
           <w:rFonts w:ascii="Times New Roman" w:hAnsi="Times New Roman"/>
@@ -1553,6 +1090,7 @@
         </w:rPr>
         <w:t>tvo</w:t>
       </w:r>
+      <w:proofErr w:type="spellEnd"/>
       <w:r>
         <w:rPr>
           <w:rFonts w:ascii="Times New Roman" w:hAnsi="Times New Roman"/>
@@ -1562,6 +1100,7 @@
         </w:rPr>
         <w:t>_</w:t>
       </w:r>
+      <w:proofErr w:type="spellStart"/>
       <w:r>
         <w:rPr>
           <w:rFonts w:ascii="Times New Roman" w:hAnsi="Times New Roman"/>
@@ -1572,6 +1111,7 @@
         </w:rPr>
         <w:t>kombat</w:t>
       </w:r>
+      <w:proofErr w:type="spellEnd"/>
       <w:r>
         <w:rPr>
           <w:rFonts w:ascii="Times New Roman" w:hAnsi="Times New Roman"/>
@@ -1581,14 +1121,25 @@
         </w:rPr>
         <w:t>_</w:t>
       </w:r>
-      <w:r>
-        <w:rPr>
-          <w:rFonts w:ascii="Times New Roman" w:hAnsi="Times New Roman"/>
-          <w:b/>
-          <w:sz w:val="28"/>
-          <w:szCs w:val="28"/>
-        </w:rPr>
-        <w:t>zvannya }}</w:t>
+      <w:proofErr w:type="spellStart"/>
+      <w:r>
+        <w:rPr>
+          <w:rFonts w:ascii="Times New Roman" w:hAnsi="Times New Roman"/>
+          <w:b/>
+          <w:sz w:val="28"/>
+          <w:szCs w:val="28"/>
+        </w:rPr>
+        <w:t>zvannya</w:t>
+      </w:r>
+      <w:proofErr w:type="spellEnd"/>
+      <w:r>
+        <w:rPr>
+          <w:rFonts w:ascii="Times New Roman" w:hAnsi="Times New Roman"/>
+          <w:b/>
+          <w:sz w:val="28"/>
+          <w:szCs w:val="28"/>
+        </w:rPr>
+        <w:t xml:space="preserve"> }}</w:t>
       </w:r>
       <w:r>
         <w:rPr>
@@ -1617,6 +1168,7 @@
         </w:rPr>
         <w:t xml:space="preserve">{{ </w:t>
       </w:r>
+      <w:proofErr w:type="spellStart"/>
       <w:r>
         <w:rPr>
           <w:rFonts w:ascii="Times New Roman" w:hAnsi="Times New Roman"/>
@@ -1627,6 +1179,7 @@
         </w:rPr>
         <w:t>tvo</w:t>
       </w:r>
+      <w:proofErr w:type="spellEnd"/>
       <w:r>
         <w:rPr>
           <w:rFonts w:ascii="Times New Roman" w:hAnsi="Times New Roman"/>
@@ -1636,6 +1189,7 @@
         </w:rPr>
         <w:t>_</w:t>
       </w:r>
+      <w:proofErr w:type="spellStart"/>
       <w:r>
         <w:rPr>
           <w:rFonts w:ascii="Times New Roman" w:hAnsi="Times New Roman"/>
@@ -1646,14 +1200,35 @@
         </w:rPr>
         <w:t>kombat</w:t>
       </w:r>
-      <w:r>
-        <w:rPr>
-          <w:rFonts w:ascii="Times New Roman" w:hAnsi="Times New Roman"/>
-          <w:b/>
-          <w:sz w:val="28"/>
-          <w:szCs w:val="28"/>
-        </w:rPr>
-        <w:t>_pib }}</w:t>
+      <w:proofErr w:type="spellEnd"/>
+      <w:r>
+        <w:rPr>
+          <w:rFonts w:ascii="Times New Roman" w:hAnsi="Times New Roman"/>
+          <w:b/>
+          <w:sz w:val="28"/>
+          <w:szCs w:val="28"/>
+        </w:rPr>
+        <w:t>_</w:t>
+      </w:r>
+      <w:proofErr w:type="spellStart"/>
+      <w:r>
+        <w:rPr>
+          <w:rFonts w:ascii="Times New Roman" w:hAnsi="Times New Roman"/>
+          <w:b/>
+          <w:sz w:val="28"/>
+          <w:szCs w:val="28"/>
+        </w:rPr>
+        <w:t>pib</w:t>
+      </w:r>
+      <w:proofErr w:type="spellEnd"/>
+      <w:r>
+        <w:rPr>
+          <w:rFonts w:ascii="Times New Roman" w:hAnsi="Times New Roman"/>
+          <w:b/>
+          <w:sz w:val="28"/>
+          <w:szCs w:val="28"/>
+        </w:rPr>
+        <w:t xml:space="preserve"> }}</w:t>
       </w:r>
     </w:p>
     <w:p>
@@ -1673,46 +1248,26 @@
           <w:sz w:val="28"/>
           <w:szCs w:val="28"/>
         </w:rPr>
-        <w:t>___.___.2026</w:t>
-      </w:r>
+        <w:t>{{</w:t>
+      </w:r>
+      <w:proofErr w:type="spellStart"/>
       <w:r>
         <w:rPr>
           <w:rFonts w:ascii="Times New Roman" w:eastAsia="Calibri" w:hAnsi="Times New Roman" w:cs="Times New Roman"/>
           <w:sz w:val="28"/>
           <w:szCs w:val="28"/>
         </w:rPr>
-        <w:t xml:space="preserve">  </w:t>
-      </w:r>
+        <w:t>data_stvorennya</w:t>
+      </w:r>
+      <w:proofErr w:type="spellEnd"/>
       <w:r>
         <w:rPr>
           <w:rFonts w:ascii="Times New Roman" w:eastAsia="Calibri" w:hAnsi="Times New Roman" w:cs="Times New Roman"/>
           <w:sz w:val="28"/>
           <w:szCs w:val="28"/>
         </w:rPr>
-        <w:t>'</w:t>
-      </w:r>
-    </w:p>
-    <w:p>
-      <w:pPr>
-        <w:spacing w:line="240" w:lineRule="auto"/>
-        <w:contextualSpacing/>
-        <w:jc w:val="both"/>
-        <w:rPr>
-          <w:rFonts w:ascii="Times New Roman" w:eastAsia="Calibri" w:hAnsi="Times New Roman" w:cs="Times New Roman"/>
-          <w:sz w:val="28"/>
-          <w:szCs w:val="28"/>
-        </w:rPr>
-      </w:pPr>
-    </w:p>
-    <w:p>
-      <w:pPr>
-        <w:rPr>
-          <w:rFonts w:ascii="Times New Roman" w:hAnsi="Times New Roman" w:cs="Times New Roman"/>
-          <w:color w:val="000000" w:themeColor="text1"/>
-          <w:sz w:val="28"/>
-          <w:szCs w:val="28"/>
-        </w:rPr>
-      </w:pPr>
+        <w:t>}}</w:t>
+      </w:r>
     </w:p>
     <w:sectPr>
       <w:pgSz w:w="11906" w:h="16838"/>
@@ -1725,7 +1280,7 @@
 </file>
 
 <file path=word/numbering.xml><?xml version="1.0" encoding="utf-8"?>
-<w:numbering xmlns:wpc="http://schemas.microsoft.com/office/word/2010/wordprocessingCanvas" xmlns:cx="http://schemas.microsoft.com/office/drawing/2014/chartex" xmlns:cx1="http://schemas.microsoft.com/office/drawing/2015/9/8/chartex" xmlns:cx2="http://schemas.microsoft.com/office/drawing/2015/10/21/chartex" xmlns:cx3="http://schemas.microsoft.com/office/drawing/2016/5/9/chartex" xmlns:cx4="http://schemas.microsoft.com/office/drawing/2016/5/10/chartex" xmlns:cx5="http://schemas.microsoft.com/office/drawing/2016/5/11/chartex" xmlns:cx6="http://schemas.microsoft.com/office/drawing/2016/5/12/chartex" xmlns:cx7="http://schemas.microsoft.com/office/drawing/2016/5/13/chartex" xmlns:cx8="http://schemas.microsoft.com/office/drawing/2016/5/14/chartex" xmlns:mc="http://schemas.openxmlformats.org/markup-compatibility/2006" xmlns:aink="http://schemas.microsoft.com/office/drawing/2016/ink" xmlns:am3d="http://schemas.microsoft.com/office/drawing/2017/model3d" xmlns:o="urn:schemas-microsoft-com:office:office" xmlns:oel="http://schemas.microsoft.com/office/2019/extlst" xmlns:r="http://schemas.openxmlformats.org/officeDocument/2006/relationships" xmlns:m="http://schemas.openxmlformats.org/officeDocument/2006/math" xmlns:v="urn:schemas-microsoft-com:vml" xmlns:wp14="http://schemas.microsoft.com/office/word/2010/wordprocessingDrawing" xmlns:wp="http://schemas.openxmlformats.org/drawingml/2006/wordprocessingDrawing" xmlns:w10="urn:schemas-microsoft-com:office:word" xmlns:w="http://schemas.openxmlformats.org/wordprocessingml/2006/main" xmlns:w14="http://schemas.microsoft.com/office/word/2010/wordml" xmlns:w15="http://schemas.microsoft.com/office/word/2012/wordml" xmlns:w16cex="http://schemas.microsoft.com/office/word/2018/wordml/cex" xmlns:w16cid="http://schemas.microsoft.com/office/word/2016/wordml/cid" xmlns:w16="http://schemas.microsoft.com/office/word/2018/wordml" xmlns:w16du="http://schemas.microsoft.com/office/word/2023/wordml/word16du" xmlns:w16sdtdh="http://schemas.microsoft.com/office/word/2020/wordml/sdtdatahash" xmlns:w16sdtfl="http://schemas.microsoft.com/office/word/2024/wordml/sdtformatlock" xmlns:w16se="http://schemas.microsoft.com/office/word/2015/wordml/symex" xmlns:wpg="http://schemas.microsoft.com/office/word/2010/wordprocessingGroup" xmlns:wpi="http://schemas.microsoft.com/office/word/2010/wordprocessingInk" xmlns:wne="http://schemas.microsoft.com/office/word/2006/wordml" xmlns:wps="http://schemas.microsoft.com/office/word/2010/wordprocessingShape" mc:Ignorable="w14 w15 w16se w16cid w16 w16cex w16sdtdh w16sdtfl w16du wp14">
+<w:numbering xmlns:wpc="http://schemas.microsoft.com/office/word/2010/wordprocessingCanvas" xmlns:cx="http://schemas.microsoft.com/office/drawing/2014/chartex" xmlns:cx1="http://schemas.microsoft.com/office/drawing/2015/9/8/chartex" xmlns:cx2="http://schemas.microsoft.com/office/drawing/2015/10/21/chartex" xmlns:cx3="http://schemas.microsoft.com/office/drawing/2016/5/9/chartex" xmlns:cx4="http://schemas.microsoft.com/office/drawing/2016/5/10/chartex" xmlns:cx5="http://schemas.microsoft.com/office/drawing/2016/5/11/chartex" xmlns:cx6="http://schemas.microsoft.com/office/drawing/2016/5/12/chartex" xmlns:cx7="http://schemas.microsoft.com/office/drawing/2016/5/13/chartex" xmlns:cx8="http://schemas.microsoft.com/office/drawing/2016/5/14/chartex" xmlns:mc="http://schemas.openxmlformats.org/markup-compatibility/2006" xmlns:aink="http://schemas.microsoft.com/office/drawing/2016/ink" xmlns:am3d="http://schemas.microsoft.com/office/drawing/2017/model3d" xmlns:o="urn:schemas-microsoft-com:office:office" xmlns:oel="http://schemas.microsoft.com/office/2019/extlst" xmlns:r="http://schemas.openxmlformats.org/officeDocument/2006/relationships" xmlns:m="http://schemas.openxmlformats.org/officeDocument/2006/math" xmlns:v="urn:schemas-microsoft-com:vml" xmlns:wp14="http://schemas.microsoft.com/office/word/2010/wordprocessingDrawing" xmlns:wp="http://schemas.openxmlformats.org/drawingml/2006/wordprocessingDrawing" xmlns:w10="urn:schemas-microsoft-com:office:word" xmlns:w="http://schemas.openxmlformats.org/wordprocessingml/2006/main" xmlns:w14="http://schemas.microsoft.com/office/word/2010/wordml" xmlns:w15="http://schemas.microsoft.com/office/word/2012/wordml" xmlns:w16cei="http://schemas.microsoft.com/office/word/2026/wordml/cei" xmlns:w16cex="http://schemas.microsoft.com/office/word/2018/wordml/cex" xmlns:w16cid="http://schemas.microsoft.com/office/word/2016/wordml/cid" xmlns:w16="http://schemas.microsoft.com/office/word/2018/wordml" xmlns:w16du="http://schemas.microsoft.com/office/word/2023/wordml/word16du" xmlns:w16sdtdh="http://schemas.microsoft.com/office/word/2020/wordml/sdtdatahash" xmlns:w16sdtfl="http://schemas.microsoft.com/office/word/2024/wordml/sdtformatlock" xmlns:w16se="http://schemas.microsoft.com/office/word/2015/wordml/symex" xmlns:wpg="http://schemas.microsoft.com/office/word/2010/wordprocessingGroup" xmlns:wpi="http://schemas.microsoft.com/office/word/2010/wordprocessingInk" xmlns:wne="http://schemas.microsoft.com/office/word/2006/wordml" xmlns:wps="http://schemas.microsoft.com/office/word/2010/wordprocessingShape" mc:Ignorable="w14 w15 w16se w16cid w16 w16cex w16sdtdh w16sdtfl w16du wp14">
   <w:abstractNum w:abstractNumId="0" w15:restartNumberingAfterBreak="0">
     <w:nsid w:val="05FB25F7"/>
     <w:multiLevelType w:val="hybridMultilevel"/>
